--- a/Research_Design_IRB/Research_Design_IRB_v1.docx
+++ b/Research_Design_IRB/Research_Design_IRB_v1.docx
@@ -63,7 +63,7 @@
           <w:i w:val="0"/>
           <w:sz w:val="24"/>
         </w:rPr>
-        <w:t>This multi-site design-based study extends Yang et al.'s (2025) application of the Human-AI Language-based Interaction Evaluation (HALIE) framework (Lee et al., 2023) from standard generative AI (ChatGPT) to checkpoint-governed agentic AI. We propose Checkpoint-Mediated Agency Analysis (CMAA) as a methodological complement to HALIE, grounded in Floridi's (2025) three criteria for artificial agency (interactivity, bounded autonomy, adaptability). A single shared dataset of five doctoral students in social sciences, collected through a two-day within-subject comparison of a standard generative AI condition (Claude.ai) and a checkpoint-governed agentic AI condition (Diverga), supports two distinct publications. Paper 2 (methodology, target: British Journal of Educational Technology Special Issue on Agentic AI in Education) presents the HALIE-adapted metrics and five new CMAA indicators. Paper 3 (empirical, target: Computers &amp; Education) reports case-centric analysis of systemic contradictions using Engestrom's contradiction typology. Measurement follows a two-tier structure: Tier 1 adapts four metrics from Yang et al. (2025, Appendix A) that apply to both conditions (prompt number, Depth of Knowledge, prompt relevance and evolution, originality) plus validated self-efficacy (Avey et al., 2009) and engagement (Skinner et al., 2009) scales; Tier 2 introduces five CMAA indicators specific to the checkpoint architecture (Proactive Intervention Rate, Decision Space Expansion, Governance Constraint Activation, State Utilization Depth, Coordination Complexity Index). This document specifies the research design for multi-site Institutional Review Board submission.</w:t>
+        <w:t>This multi-site design-based study extends Yang et al.'s (2025) application of the Human-AI Language-based Interaction Evaluation (HALIE) framework (Lee et al., 2023) from standard generative AI (ChatGPT) to checkpoint-governed agentic AI. We propose Checkpoint-Mediated Agency Analysis (CMAA) as a methodological complement to HALIE, grounded in Floridi's (2025) three criteria for artificial agency (interactivity, bounded autonomy, adaptability). A single shared dataset of five doctoral students in social sciences, collected through a two-day within-subject comparison of a standard generative AI condition (Claude.ai) and a checkpoint-governed agentic AI condition (Diverga), supports two distinct publications. Paper 2 (methodology, target: British Journal of Educational Technology Special Issue on Agentic AI in Education) presents the HALIE-adapted metrics and five new CMAA indicators. Paper 3 (empirical, target: Computers and Education: Artificial Intelligence) reports case-centric analysis of systemic contradictions using Engestrom's contradiction typology. Measurement follows a two-tier structure: Tier 1 adapts four metrics from Yang et al. (2025, Appendix A) that apply to both conditions (prompt number, Depth of Knowledge, prompt relevance and evolution, originality) plus validated self-efficacy (Avey et al., 2009) and engagement (Skinner et al., 2009) scales; Tier 2 introduces five CMAA indicators specific to the checkpoint architecture (Proactive Intervention Rate, Decision Space Expansion, Governance Constraint Activation, State Utilization Depth, Coordination Complexity Index). This document specifies the research design for multi-site Institutional Review Board submission.</w:t>
       </w:r>
     </w:p>
     <w:p>
@@ -245,7 +245,7 @@
           <w:i w:val="0"/>
           <w:sz w:val="24"/>
         </w:rPr>
-        <w:t>Paper 3 addresses the following research questions aligned with Computers &amp; Education's emphasis on theoretically grounded empirical contributions.</w:t>
+        <w:t>Paper 3 addresses the following research questions aligned with Computers and Education: Artificial Intelligence's emphasis on theoretically grounded empirical contributions.</w:t>
       </w:r>
     </w:p>
     <w:p>
@@ -8644,13 +8644,15 @@
               <w:spacing w:line="240" w:lineRule="auto" w:before="60" w:after="60"/>
               <w:jc w:val="left"/>
             </w:pPr>
-            <w:r/>
+            <w:r>
+              <w:rPr/>
+              <w:t>Paper 3 submission to Computers and Education: Artificial Intelligence</w:t>
+            </w:r>
             <w:r>
               <w:rPr>
                 <w:rFonts w:ascii="Times New Roman" w:hAnsi="Times New Roman"/>
                 <w:sz w:val="22"/>
               </w:rPr>
-              <w:t>Paper 3 submission to Computers &amp; Education</w:t>
             </w:r>
           </w:p>
         </w:tc>
